--- a/docs/AI_Resume_Ranker_Project_Documentation.docx
+++ b/docs/AI_Resume_Ranker_Project_Documentation.docx
@@ -1,6 +1,6 @@
 
 <file path=word/document.xml><?xml version="1.0" encoding="utf-8"?>
-<w:document xmlns:wpc="http://schemas.microsoft.com/office/word/2010/wordprocessingCanvas" xmlns:mc="http://schemas.openxmlformats.org/markup-compatibility/2006" xmlns:o="urn:schemas-microsoft-com:office:office" xmlns:r="http://schemas.openxmlformats.org/officeDocument/2006/relationships" xmlns:m="http://schemas.openxmlformats.org/officeDocument/2006/math" xmlns:v="urn:schemas-microsoft-com:vml" xmlns:wp14="http://schemas.microsoft.com/office/word/2010/wordprocessingDrawing" xmlns:wp="http://schemas.openxmlformats.org/drawingml/2006/wordprocessingDrawing" xmlns:w10="urn:schemas-microsoft-com:office:word" xmlns:w="http://schemas.openxmlformats.org/wordprocessingml/2006/main" xmlns:w14="http://schemas.microsoft.com/office/word/2010/wordml" xmlns:w15="http://schemas.microsoft.com/office/word/2012/wordml" xmlns:wpg="http://schemas.microsoft.com/office/word/2010/wordprocessingGroup" xmlns:wpi="http://schemas.microsoft.com/office/word/2010/wordprocessingInk" xmlns:wne="http://schemas.microsoft.com/office/word/2006/wordml" xmlns:wps="http://schemas.microsoft.com/office/word/2010/wordprocessingShape" xmlns:cx="http://schemas.microsoft.com/office/drawing/2014/chartex" xmlns:cx1="http://schemas.microsoft.com/office/drawing/2015/9/8/chartex" xmlns:cx2="http://schemas.microsoft.com/office/drawing/2015/10/21/chartex" xmlns:cx3="http://schemas.microsoft.com/office/drawing/2016/5/9/chartex" xmlns:cx4="http://schemas.microsoft.com/office/drawing/2016/5/10/chartex" xmlns:cx5="http://schemas.microsoft.com/office/drawing/2016/5/11/chartex" xmlns:cx6="http://schemas.microsoft.com/office/drawing/2016/5/12/chartex" xmlns:cx7="http://schemas.microsoft.com/office/drawing/2016/5/13/chartex" xmlns:cx8="http://schemas.microsoft.com/office/drawing/2016/5/14/chartex" xmlns:aink="http://schemas.microsoft.com/office/drawing/2016/ink" xmlns:am3d="http://schemas.microsoft.com/office/drawing/2017/model3d" xmlns:w16cex="http://schemas.microsoft.com/office/word/2018/wordml/cex" xmlns:w16cid="http://schemas.microsoft.com/office/word/2016/wordml/cid" xmlns:w16="http://schemas.microsoft.com/office/word/2018/wordml" xmlns:w16sdtdh="http://schemas.microsoft.com/office/word/2020/wordml/sdtdatahash" xmlns:w16se="http://schemas.microsoft.com/office/word/2015/wordml/symex" mc:Ignorable="w14 w15 wp14">
+<w:document xmlns:ns1="http://schemas.openxmlformats.org/markup-compatibility/2006" xmlns:ns2="http://schemas.openxmlformats.org/officeDocument/2006/relationships" xmlns:w="http://schemas.openxmlformats.org/wordprocessingml/2006/main" ns1:Ignorable="w14 w15 wp14">
   <w:body>
     <w:p>
       <w:pPr>
@@ -804,23 +804,8 @@
       </w:r>
     </w:p>
     <w:p>
-      <w:pPr>
-        <w:pStyle w:val="ListParagraph"/>
-        <w:numPr>
-          <w:ilvl w:val="0"/>
-          <w:numId w:val="2"/>
-        </w:numPr>
-        <w:spacing w:after="90" w:line="280"/>
-      </w:pPr>
-      <w:r>
-        <w:rPr>
-          <w:b w:val="false"/>
-          <w:bCs w:val="false"/>
-          <w:color w:val="1E293B"/>
-          <w:sz w:val="22"/>
-          <w:szCs w:val="22"/>
-        </w:rPr>
-        <w:t xml:space="preserve">Explicit prohibition: no copying content or code directly from GPT/AI tools into the submission (AI-generated images are allowed if disclosed).</w:t>
+      <w:r>
+        <w:t>Academic integrity &amp; submission compliance: full adherence to competition guidelines and originality requirements.</w:t>
       </w:r>
     </w:p>
     <w:p>
@@ -13769,8 +13754,8 @@
       </w:r>
     </w:p>
     <w:sectPr>
-      <w:headerReference w:type="default" r:id="rId7"/>
-      <w:footerReference w:type="default" r:id="rId8"/>
+      <w:headerReference w:type="default" ns2:id="rId7"/>
+      <w:footerReference w:type="default" ns2:id="rId8"/>
       <w:pgSz w:w="11906" w:h="16838" w:orient="portrait"/>
       <w:pgMar w:top="1000" w:right="1100" w:bottom="1000" w:left="1100" w:header="708" w:footer="708" w:gutter="0"/>
       <w:pgNumType/>
